--- a/translate/templates/template.docx
+++ b/translate/templates/template.docx
@@ -3503,182 +3503,14 @@
   <w:p>
     <w:pPr>
       <w:pStyle w:val="Footer"/>
-      <w:spacing w:before="0" w:after="0" w:line="180" w:lineRule="exact"/>
-      <w:pBdr>
-        <w:bottom w:val="single" w:sz="4" w:space="0" w:color="000000"/>
-      </w:pBdr>
-    </w:pPr>
-    <w:r>
-      <w:rPr>
-        <w:vanish/>
-      </w:rPr>
-      <w:t xml:space="preserve"> </w:t>
-    </w:r>
+      <w:jc w:val="center"/>
+    </w:pPr>
+    <w:fldSimple w:instr="PAGE">
+      <w:r>
+        <w:t>1</w:t>
+      </w:r>
+    </w:fldSimple>
   </w:p>
-  <w:tbl>
-    <w:tblPr>
-      <w:tblW w:w="10466" w:type="dxa"/>
-      <w:tblLayout w:type="fixed"/>
-      <w:jc w:val="center"/>
-      <w:tblBorders>
-        <w:top w:val="nil"/>
-        <w:left w:val="nil"/>
-        <w:bottom w:val="nil"/>
-        <w:right w:val="nil"/>
-        <w:insideH w:val="nil"/>
-        <w:insideV w:val="nil"/>
-      </w:tblBorders>
-      <w:tblCellMar>
-        <w:top w:w="0" w:type="dxa"/>
-        <w:bottom w:w="0" w:type="dxa"/>
-        <w:left w:w="0" w:type="dxa"/>
-        <w:right w:w="0" w:type="dxa"/>
-      </w:tblCellMar>
-      <w:tblLook w:val="0000" w:firstRow="0" w:lastRow="0" w:firstColumn="0" w:lastColumn="0" w:noHBand="1" w:noVBand="1"/>
-    </w:tblPr>
-    <w:tblGrid>
-      <w:gridCol w:w="3489"/>
-      <w:gridCol w:w="3488"/>
-      <w:gridCol w:w="3489"/>
-    </w:tblGrid>
-    <w:tr>
-      <w:trPr>
-        <w:trHeight w:val="220" w:hRule="atLeast"/>
-      </w:trPr>
-      <w:tc>
-        <w:tcPr>
-          <w:tcW w:w="3489" w:type="dxa"/>
-          <w:tcMar>
-            <w:top w:w="0" w:type="dxa"/>
-            <w:bottom w:w="0" w:type="dxa"/>
-            <w:left w:w="40" w:type="dxa"/>
-            <w:right w:w="40" w:type="dxa"/>
-          </w:tcMar>
-          <w:tcBorders>
-            <w:top w:val="nil"/>
-            <w:left w:val="nil"/>
-            <w:bottom w:val="nil"/>
-            <w:right w:val="nil"/>
-            <w:insideH w:val="nil"/>
-            <w:insideV w:val="nil"/>
-          </w:tcBorders>
-        </w:tcPr>
-        <w:p>
-          <w:pPr>
-            <w:pStyle w:val="Footer"/>
-            <w:jc w:val="left"/>
-            <w:spacing w:before="0" w:after="0"/>
-          </w:pPr>
-          <w:r>
-            <w:t xml:space="preserve">社外秘 / ○○株式会社</w:t>
-          </w:r>
-        </w:p>
-      </w:tc>
-      <w:tc>
-        <w:tcPr>
-          <w:tcW w:w="3488" w:type="dxa"/>
-          <w:tcMar>
-            <w:top w:w="0" w:type="dxa"/>
-            <w:bottom w:w="0" w:type="dxa"/>
-            <w:left w:w="40" w:type="dxa"/>
-            <w:right w:w="40" w:type="dxa"/>
-          </w:tcMar>
-          <w:tcBorders>
-            <w:top w:val="nil"/>
-            <w:left w:val="nil"/>
-            <w:bottom w:val="nil"/>
-            <w:right w:val="nil"/>
-            <w:insideH w:val="nil"/>
-            <w:insideV w:val="nil"/>
-          </w:tcBorders>
-        </w:tcPr>
-        <w:p>
-          <w:pPr>
-            <w:pStyle w:val="Footer"/>
-            <w:jc w:val="center"/>
-            <w:spacing w:before="0" w:after="0"/>
-          </w:pPr>
-          <w:r>
-            <w:fldChar w:fldCharType="begin"/>
-          </w:r>
-          <w:r>
-            <w:instrText xml:space="preserve"> STYLEREF 1 \n </w:instrText>
-          </w:r>
-          <w:r>
-            <w:fldChar w:fldCharType="separate"/>
-          </w:r>
-          <w:r>
-            <w:t xml:space="preserve">1</w:t>
-          </w:r>
-          <w:r>
-            <w:fldChar w:fldCharType="end"/>
-          </w:r>
-          <w:r>
-            <w:t xml:space="preserve">-</w:t>
-          </w:r>
-          <w:r>
-            <w:fldChar w:fldCharType="begin"/>
-          </w:r>
-          <w:r>
-            <w:instrText xml:space="preserve"> PAGE </w:instrText>
-          </w:r>
-          <w:r>
-            <w:fldChar w:fldCharType="separate"/>
-          </w:r>
-          <w:r>
-            <w:t xml:space="preserve">1</w:t>
-          </w:r>
-          <w:r>
-            <w:fldChar w:fldCharType="end"/>
-          </w:r>
-        </w:p>
-      </w:tc>
-      <w:tc>
-        <w:tcPr>
-          <w:tcW w:w="3489" w:type="dxa"/>
-          <w:tcMar>
-            <w:top w:w="0" w:type="dxa"/>
-            <w:bottom w:w="0" w:type="dxa"/>
-            <w:left w:w="40" w:type="dxa"/>
-            <w:right w:w="40" w:type="dxa"/>
-          </w:tcMar>
-          <w:tcBorders>
-            <w:top w:val="nil"/>
-            <w:left w:val="nil"/>
-            <w:bottom w:val="nil"/>
-            <w:right w:val="nil"/>
-            <w:insideH w:val="nil"/>
-            <w:insideV w:val="nil"/>
-          </w:tcBorders>
-        </w:tcPr>
-        <w:p>
-          <w:pPr>
-            <w:pStyle w:val="Footer"/>
-            <w:jc w:val="right"/>
-            <w:spacing w:before="0" w:after="0"/>
-          </w:pPr>
-          <w:r>
-            <w:fldChar w:fldCharType="begin"/>
-          </w:r>
-          <w:r>
-            <w:instrText xml:space="preserve"> SAVEDATE \@ "yyyy/MM/dd" </w:instrText>
-          </w:r>
-          <w:r>
-            <w:fldChar w:fldCharType="separate"/>
-          </w:r>
-          <w:r>
-            <w:t xml:space="preserve">2026/08/21</w:t>
-          </w:r>
-          <w:r>
-            <w:fldChar w:fldCharType="end"/>
-          </w:r>
-          <w:r>
-            <w:t xml:space="preserve">最終更新</w:t>
-          </w:r>
-        </w:p>
-      </w:tc>
-    </w:tr>
-  </w:tbl>
 </w:ftr>
 </file>
 
@@ -3700,167 +3532,14 @@
   <w:p>
     <w:pPr>
       <w:pStyle w:val="Footer"/>
-      <w:spacing w:before="0" w:after="0" w:line="180" w:lineRule="exact"/>
-      <w:pBdr>
-        <w:bottom w:val="single" w:sz="4" w:space="0" w:color="000000"/>
-      </w:pBdr>
-    </w:pPr>
-    <w:r>
-      <w:rPr>
-        <w:vanish/>
-      </w:rPr>
-      <w:t xml:space="preserve"> </w:t>
-    </w:r>
+      <w:jc w:val="center"/>
+    </w:pPr>
+    <w:fldSimple w:instr="PAGE">
+      <w:r>
+        <w:t>1</w:t>
+      </w:r>
+    </w:fldSimple>
   </w:p>
-  <w:tbl>
-    <w:tblPr>
-      <w:tblW w:w="10466" w:type="dxa"/>
-      <w:tblLayout w:type="fixed"/>
-      <w:jc w:val="center"/>
-      <w:tblBorders>
-        <w:top w:val="nil"/>
-        <w:left w:val="nil"/>
-        <w:bottom w:val="nil"/>
-        <w:right w:val="nil"/>
-        <w:insideH w:val="nil"/>
-        <w:insideV w:val="nil"/>
-      </w:tblBorders>
-      <w:tblCellMar>
-        <w:top w:w="0" w:type="dxa"/>
-        <w:bottom w:w="0" w:type="dxa"/>
-        <w:left w:w="0" w:type="dxa"/>
-        <w:right w:w="0" w:type="dxa"/>
-      </w:tblCellMar>
-      <w:tblLook w:val="0000" w:firstRow="0" w:lastRow="0" w:firstColumn="0" w:lastColumn="0" w:noHBand="1" w:noVBand="1"/>
-    </w:tblPr>
-    <w:tblGrid>
-      <w:gridCol w:w="3489"/>
-      <w:gridCol w:w="3488"/>
-      <w:gridCol w:w="3489"/>
-    </w:tblGrid>
-    <w:tr>
-      <w:trPr>
-        <w:trHeight w:val="220" w:hRule="atLeast"/>
-      </w:trPr>
-      <w:tc>
-        <w:tcPr>
-          <w:tcW w:w="3489" w:type="dxa"/>
-          <w:tcMar>
-            <w:top w:w="0" w:type="dxa"/>
-            <w:bottom w:w="0" w:type="dxa"/>
-            <w:left w:w="40" w:type="dxa"/>
-            <w:right w:w="40" w:type="dxa"/>
-          </w:tcMar>
-          <w:tcBorders>
-            <w:top w:val="nil"/>
-            <w:left w:val="nil"/>
-            <w:bottom w:val="nil"/>
-            <w:right w:val="nil"/>
-            <w:insideH w:val="nil"/>
-            <w:insideV w:val="nil"/>
-          </w:tcBorders>
-        </w:tcPr>
-        <w:p>
-          <w:pPr>
-            <w:pStyle w:val="Footer"/>
-            <w:jc w:val="left"/>
-            <w:spacing w:before="0" w:after="0"/>
-          </w:pPr>
-          <w:r>
-            <w:t xml:space="preserve">社外秘 / ○○株式会社</w:t>
-          </w:r>
-        </w:p>
-      </w:tc>
-      <w:tc>
-        <w:tcPr>
-          <w:tcW w:w="3488" w:type="dxa"/>
-          <w:tcMar>
-            <w:top w:w="0" w:type="dxa"/>
-            <w:bottom w:w="0" w:type="dxa"/>
-            <w:left w:w="40" w:type="dxa"/>
-            <w:right w:w="40" w:type="dxa"/>
-          </w:tcMar>
-          <w:tcBorders>
-            <w:top w:val="nil"/>
-            <w:left w:val="nil"/>
-            <w:bottom w:val="nil"/>
-            <w:right w:val="nil"/>
-            <w:insideH w:val="nil"/>
-            <w:insideV w:val="nil"/>
-          </w:tcBorders>
-        </w:tcPr>
-        <w:p>
-          <w:pPr>
-            <w:pStyle w:val="Footer"/>
-            <w:jc w:val="center"/>
-            <w:spacing w:before="0" w:after="0"/>
-          </w:pPr>
-          <w:r>
-            <w:t xml:space="preserve">A-</w:t>
-          </w:r>
-          <w:r>
-            <w:fldChar w:fldCharType="begin"/>
-          </w:r>
-          <w:r>
-            <w:instrText xml:space="preserve"> PAGE </w:instrText>
-          </w:r>
-          <w:r>
-            <w:fldChar w:fldCharType="separate"/>
-          </w:r>
-          <w:r>
-            <w:t xml:space="preserve">1</w:t>
-          </w:r>
-          <w:r>
-            <w:fldChar w:fldCharType="end"/>
-          </w:r>
-        </w:p>
-      </w:tc>
-      <w:tc>
-        <w:tcPr>
-          <w:tcW w:w="3489" w:type="dxa"/>
-          <w:tcMar>
-            <w:top w:w="0" w:type="dxa"/>
-            <w:bottom w:w="0" w:type="dxa"/>
-            <w:left w:w="40" w:type="dxa"/>
-            <w:right w:w="40" w:type="dxa"/>
-          </w:tcMar>
-          <w:tcBorders>
-            <w:top w:val="nil"/>
-            <w:left w:val="nil"/>
-            <w:bottom w:val="nil"/>
-            <w:right w:val="nil"/>
-            <w:insideH w:val="nil"/>
-            <w:insideV w:val="nil"/>
-          </w:tcBorders>
-        </w:tcPr>
-        <w:p>
-          <w:pPr>
-            <w:pStyle w:val="Footer"/>
-            <w:jc w:val="right"/>
-            <w:spacing w:before="0" w:after="0"/>
-          </w:pPr>
-          <w:r>
-            <w:fldChar w:fldCharType="begin"/>
-          </w:r>
-          <w:r>
-            <w:instrText xml:space="preserve"> SAVEDATE \@ "yyyy/MM/dd" </w:instrText>
-          </w:r>
-          <w:r>
-            <w:fldChar w:fldCharType="separate"/>
-          </w:r>
-          <w:r>
-            <w:t xml:space="preserve">2026/08/21</w:t>
-          </w:r>
-          <w:r>
-            <w:fldChar w:fldCharType="end"/>
-          </w:r>
-          <w:r>
-            <w:t xml:space="preserve">最終更新</w:t>
-          </w:r>
-        </w:p>
-      </w:tc>
-    </w:tr>
-  </w:tbl>
 </w:ftr>
 </file>
 
@@ -3869,149 +3548,14 @@
   <w:p>
     <w:pPr>
       <w:pStyle w:val="Footer"/>
-      <w:spacing w:before="0" w:after="0" w:line="180" w:lineRule="exact"/>
-      <w:pBdr>
-        <w:bottom w:val="single" w:sz="4" w:space="0" w:color="000000"/>
-      </w:pBdr>
-    </w:pPr>
-    <w:r>
-      <w:rPr>
-        <w:vanish/>
-      </w:rPr>
-      <w:t xml:space="preserve"> </w:t>
-    </w:r>
+      <w:jc w:val="center"/>
+    </w:pPr>
+    <w:fldSimple w:instr="PAGE">
+      <w:r>
+        <w:t>1</w:t>
+      </w:r>
+    </w:fldSimple>
   </w:p>
-  <w:tbl>
-    <w:tblPr>
-      <w:tblW w:w="10466" w:type="dxa"/>
-      <w:tblLayout w:type="fixed"/>
-      <w:jc w:val="center"/>
-      <w:tblBorders>
-        <w:top w:val="nil"/>
-        <w:left w:val="nil"/>
-        <w:bottom w:val="nil"/>
-        <w:right w:val="nil"/>
-        <w:insideH w:val="nil"/>
-        <w:insideV w:val="nil"/>
-      </w:tblBorders>
-      <w:tblCellMar>
-        <w:top w:w="0" w:type="dxa"/>
-        <w:bottom w:w="0" w:type="dxa"/>
-        <w:left w:w="0" w:type="dxa"/>
-        <w:right w:w="0" w:type="dxa"/>
-      </w:tblCellMar>
-      <w:tblLook w:val="0000" w:firstRow="0" w:lastRow="0" w:firstColumn="0" w:lastColumn="0" w:noHBand="1" w:noVBand="1"/>
-    </w:tblPr>
-    <w:tblGrid>
-      <w:gridCol w:w="3489"/>
-      <w:gridCol w:w="3488"/>
-      <w:gridCol w:w="3489"/>
-    </w:tblGrid>
-    <w:tr>
-      <w:trPr>
-        <w:trHeight w:val="220" w:hRule="atLeast"/>
-      </w:trPr>
-      <w:tc>
-        <w:tcPr>
-          <w:tcW w:w="3489" w:type="dxa"/>
-          <w:tcMar>
-            <w:top w:w="0" w:type="dxa"/>
-            <w:bottom w:w="0" w:type="dxa"/>
-            <w:left w:w="40" w:type="dxa"/>
-            <w:right w:w="40" w:type="dxa"/>
-          </w:tcMar>
-          <w:tcBorders>
-            <w:top w:val="nil"/>
-            <w:left w:val="nil"/>
-            <w:bottom w:val="nil"/>
-            <w:right w:val="nil"/>
-            <w:insideH w:val="nil"/>
-            <w:insideV w:val="nil"/>
-          </w:tcBorders>
-        </w:tcPr>
-        <w:p>
-          <w:pPr>
-            <w:pStyle w:val="Footer"/>
-            <w:jc w:val="left"/>
-            <w:spacing w:before="0" w:after="0"/>
-          </w:pPr>
-          <w:r>
-            <w:t xml:space="preserve">社外秘 / ○○株式会社</w:t>
-          </w:r>
-        </w:p>
-      </w:tc>
-      <w:tc>
-        <w:tcPr>
-          <w:tcW w:w="3488" w:type="dxa"/>
-          <w:tcMar>
-            <w:top w:w="0" w:type="dxa"/>
-            <w:bottom w:w="0" w:type="dxa"/>
-            <w:left w:w="40" w:type="dxa"/>
-            <w:right w:w="40" w:type="dxa"/>
-          </w:tcMar>
-          <w:tcBorders>
-            <w:top w:val="nil"/>
-            <w:left w:val="nil"/>
-            <w:bottom w:val="nil"/>
-            <w:right w:val="nil"/>
-            <w:insideH w:val="nil"/>
-            <w:insideV w:val="nil"/>
-          </w:tcBorders>
-        </w:tcPr>
-        <w:p>
-          <w:pPr>
-            <w:pStyle w:val="Footer"/>
-            <w:jc w:val="center"/>
-            <w:spacing w:before="0" w:after="0"/>
-          </w:pPr>
-        </w:p>
-      </w:tc>
-      <w:tc>
-        <w:tcPr>
-          <w:tcW w:w="3489" w:type="dxa"/>
-          <w:tcMar>
-            <w:top w:w="0" w:type="dxa"/>
-            <w:bottom w:w="0" w:type="dxa"/>
-            <w:left w:w="40" w:type="dxa"/>
-            <w:right w:w="40" w:type="dxa"/>
-          </w:tcMar>
-          <w:tcBorders>
-            <w:top w:val="nil"/>
-            <w:left w:val="nil"/>
-            <w:bottom w:val="nil"/>
-            <w:right w:val="nil"/>
-            <w:insideH w:val="nil"/>
-            <w:insideV w:val="nil"/>
-          </w:tcBorders>
-        </w:tcPr>
-        <w:p>
-          <w:pPr>
-            <w:pStyle w:val="Footer"/>
-            <w:jc w:val="right"/>
-            <w:spacing w:before="0" w:after="0"/>
-          </w:pPr>
-          <w:r>
-            <w:fldChar w:fldCharType="begin"/>
-          </w:r>
-          <w:r>
-            <w:instrText xml:space="preserve"> SAVEDATE \@ "yyyy/MM/dd" </w:instrText>
-          </w:r>
-          <w:r>
-            <w:fldChar w:fldCharType="separate"/>
-          </w:r>
-          <w:r>
-            <w:t xml:space="preserve">2026/08/21</w:t>
-          </w:r>
-          <w:r>
-            <w:fldChar w:fldCharType="end"/>
-          </w:r>
-          <w:r>
-            <w:t xml:space="preserve">最終更新</w:t>
-          </w:r>
-        </w:p>
-      </w:tc>
-    </w:tr>
-  </w:tbl>
 </w:ftr>
 </file>
 
@@ -4077,109 +3621,7 @@
 
 <file path=word/header1.xml><?xml version="1.0" encoding="utf-8"?>
 <w:hdr xmlns:w="http://schemas.openxmlformats.org/wordprocessingml/2006/main">
-  <w:tbl>
-    <w:tblPr>
-      <w:tblW w:w="10466" w:type="dxa"/>
-      <w:tblLayout w:type="fixed"/>
-      <w:jc w:val="center"/>
-      <w:tblBorders>
-        <w:bottom w:val="single" w:sz="4" w:space="0" w:color="000000"/>
-        <w:top w:val="nil"/>
-        <w:left w:val="nil"/>
-        <w:right w:val="nil"/>
-        <w:insideH w:val="nil"/>
-        <w:insideV w:val="nil"/>
-      </w:tblBorders>
-      <w:tblCellMar>
-        <w:top w:w="0" w:type="dxa"/>
-        <w:bottom w:w="0" w:type="dxa"/>
-        <w:left w:w="0" w:type="dxa"/>
-        <w:right w:w="0" w:type="dxa"/>
-      </w:tblCellMar>
-    </w:tblPr>
-    <w:tblGrid>
-      <w:gridCol w:w="3489"/>
-      <w:gridCol w:w="3488"/>
-      <w:gridCol w:w="3489"/>
-    </w:tblGrid>
-    <w:tr>
-      <w:trPr>
-        <w:trHeight w:val="220" w:hRule="atLeast"/>
-      </w:trPr>
-      <w:tc>
-        <w:tcPr>
-          <w:tcW w:w="3489" w:type="dxa"/>
-          <w:tcMar>
-            <w:top w:w="0" w:type="dxa"/>
-            <w:bottom w:w="0" w:type="dxa"/>
-            <w:left w:w="40" w:type="dxa"/>
-            <w:right w:w="40" w:type="dxa"/>
-          </w:tcMar>
-        </w:tcPr>
-        <w:p>
-          <w:pPr>
-            <w:pStyle w:val="Header"/>
-            <w:jc w:val="left"/>
-            <w:spacing w:before="0" w:after="0"/>
-          </w:pPr>
-          <w:r>
-            <w:t xml:space="preserve">○○システム 基本設計書</w:t>
-          </w:r>
-        </w:p>
-      </w:tc>
-      <w:tc>
-        <w:tcPr>
-          <w:tcW w:w="3488" w:type="dxa"/>
-          <w:tcMar>
-            <w:top w:w="0" w:type="dxa"/>
-            <w:bottom w:w="0" w:type="dxa"/>
-            <w:left w:w="40" w:type="dxa"/>
-            <w:right w:w="40" w:type="dxa"/>
-          </w:tcMar>
-        </w:tcPr>
-        <w:p>
-          <w:pPr>
-            <w:pStyle w:val="Header"/>
-            <w:jc w:val="center"/>
-            <w:spacing w:before="0" w:after="0"/>
-          </w:pPr>
-        </w:p>
-      </w:tc>
-      <w:tc>
-        <w:tcPr>
-          <w:tcW w:w="3489" w:type="dxa"/>
-          <w:tcMar>
-            <w:top w:w="0" w:type="dxa"/>
-            <w:bottom w:w="0" w:type="dxa"/>
-            <w:left w:w="40" w:type="dxa"/>
-            <w:right w:w="40" w:type="dxa"/>
-          </w:tcMar>
-        </w:tcPr>
-        <w:p>
-          <w:pPr>
-            <w:pStyle w:val="Header"/>
-            <w:jc w:val="right"/>
-            <w:spacing w:before="0" w:after="0"/>
-          </w:pPr>
-          <w:r>
-            <w:t xml:space="preserve">SYS-DS-001</w:t>
-          </w:r>
-        </w:p>
-      </w:tc>
-    </w:tr>
-  </w:tbl>
-  <w:p>
-    <w:pPr>
-      <w:pStyle w:val="Header"/>
-      <w:spacing w:before="0" w:after="0" w:line="180" w:lineRule="exact"/>
-    </w:pPr>
-    <w:r>
-      <w:rPr>
-        <w:vanish/>
-      </w:rPr>
-      <w:t xml:space="preserve"> </w:t>
-    </w:r>
-  </w:p>
+  <w:p/>
 </w:hdr>
 </file>
 
